--- a/enterprise-platforms/oaad/docs/OAAD-The-Next-Shape-of-the-IT-Business-Capability-Model.docx
+++ b/enterprise-platforms/oaad/docs/OAAD-The-Next-Shape-of-the-IT-Business-Capability-Model.docx
@@ -77,6 +77,35 @@
     </w:p>
     <w:p>
       <w:pPr>
+        <w:spacing w:after="40"/>
+      </w:pPr>
+      <w:r>
+        <w:rPr>
+          <w:rFonts w:ascii="Arial" w:cs="Arial" w:eastAsia="Arial" w:hAnsi="Arial"/>
+          <w:b/>
+          <w:bCs/>
+          <w:sz w:val="22"/>
+          <w:szCs w:val="22"/>
+        </w:rPr>
+        <w:t xml:space="preserve">Micah Longmire</w:t>
+      </w:r>
+    </w:p>
+    <w:p>
+      <w:pPr>
+        <w:spacing w:after="20"/>
+      </w:pPr>
+      <w:r>
+        <w:rPr>
+          <w:rFonts w:ascii="Arial" w:cs="Arial" w:eastAsia="Arial" w:hAnsi="Arial"/>
+          <w:color w:val="555555"/>
+          <w:sz w:val="20"/>
+          <w:szCs w:val="20"/>
+        </w:rPr>
+        <w:t xml:space="preserve">ORCID: 0009-0006-7608-9322</w:t>
+      </w:r>
+    </w:p>
+    <w:p>
+      <w:pPr>
         <w:pBdr>
           <w:top w:val="single" w:color="2E75B6" w:sz="6" w:space="8"/>
         </w:pBdr>
@@ -91,7 +120,7 @@
           <w:sz w:val="20"/>
           <w:szCs w:val="20"/>
         </w:rPr>
-        <w:t xml:space="preserve">Unaffiliated research. The views expressed are the author's own and do not represent any employer or institution.</w:t>
+        <w:t>Unaffiliated research. The views expressed are the authors' own and do not represent any employer or institution.</w:t>
       </w:r>
     </w:p>
     <w:p>
